--- a/b2.docx
+++ b/b2.docx
@@ -4,241 +4,22 @@
   <w:body>
     <w:p>
       <w:r>
-        <w:t>Bư</w:t>
-      </w:r>
-      <w:r>
-        <w:t>ớ</w:t>
-      </w:r>
-      <w:r>
-        <w:t>c 1</w:t>
+        <w:t>Bước 1</w:t>
       </w:r>
     </w:p>
     <w:p>
       <w:r>
-        <w:t>User Story: Là m</w:t>
-      </w:r>
-      <w:r>
-        <w:t>ộ</w:t>
-      </w:r>
-      <w:r>
-        <w:t>t qu</w:t>
-      </w:r>
-      <w:r>
-        <w:t>ả</w:t>
-      </w:r>
-      <w:r>
-        <w:t>n lý phòng khám, tôi mu</w:t>
-      </w:r>
-      <w:r>
-        <w:t>ố</w:t>
-      </w:r>
-      <w:r>
-        <w:t>n t</w:t>
-      </w:r>
-      <w:r>
-        <w:t>ự</w:t>
-      </w:r>
-      <w:r>
-        <w:t xml:space="preserve"> c</w:t>
-      </w:r>
-      <w:r>
-        <w:t>ậ</w:t>
-      </w:r>
-      <w:r>
-        <w:t>p nh</w:t>
-      </w:r>
-      <w:r>
-        <w:t>ậ</w:t>
-      </w:r>
-      <w:r>
-        <w:t>t giá các gói khám trên h</w:t>
-      </w:r>
-      <w:r>
-        <w:t>ệ</w:t>
-      </w:r>
-      <w:r>
-        <w:t xml:space="preserve"> th</w:t>
-      </w:r>
-      <w:r>
-        <w:t>ố</w:t>
-      </w:r>
-      <w:r>
-        <w:t>ng, đ</w:t>
-      </w:r>
-      <w:r>
-        <w:t>ể</w:t>
-      </w:r>
-      <w:r>
-        <w:t xml:space="preserve"> giá d</w:t>
-      </w:r>
-      <w:r>
-        <w:t>ị</w:t>
-      </w:r>
-      <w:r>
-        <w:t>ch v</w:t>
-      </w:r>
-      <w:r>
-        <w:t>ụ</w:t>
-      </w:r>
-      <w:r>
-        <w:t xml:space="preserve"> luôn chính xác mà không c</w:t>
-      </w:r>
-      <w:r>
-        <w:t>ầ</w:t>
-      </w:r>
-      <w:r>
-        <w:t>n nh</w:t>
-      </w:r>
-      <w:r>
-        <w:t>ờ</w:t>
-      </w:r>
-      <w:r>
-        <w:t xml:space="preserve"> admin RikkeiCare</w:t>
+        <w:t>User Story: Là một quản lý phòng khám, tôi muốn tự cập nhật giá các gói khám trên hệ thống, để giá dịch vụ luôn chính xác mà không cần nhờ admin RikkeiCare</w:t>
       </w:r>
     </w:p>
     <w:p>
       <w:r>
-        <w:t>Lý do ch</w:t>
-      </w:r>
-      <w:r>
-        <w:t>ọ</w:t>
-      </w:r>
-      <w:r>
-        <w:t>n vai trò qu</w:t>
-      </w:r>
-      <w:r>
-        <w:t>ả</w:t>
-      </w:r>
-      <w:r>
-        <w:t>n lý phòng khám: Đây là ngư</w:t>
-      </w:r>
-      <w:r>
-        <w:t>ờ</w:t>
-      </w:r>
-      <w:r>
-        <w:t>i tr</w:t>
-      </w:r>
-      <w:r>
-        <w:t>ự</w:t>
-      </w:r>
-      <w:r>
-        <w:t>c ti</w:t>
-      </w:r>
-      <w:r>
-        <w:t>ế</w:t>
-      </w:r>
-      <w:r>
-        <w:t>p có nhu c</w:t>
-      </w:r>
-      <w:r>
-        <w:t>ầ</w:t>
-      </w:r>
-      <w:r>
-        <w:t>u thay đ</w:t>
-      </w:r>
-      <w:r>
-        <w:t>ổ</w:t>
-      </w:r>
-      <w:r>
-        <w:t>i giá và ch</w:t>
-      </w:r>
-      <w:r>
-        <w:t>ị</w:t>
-      </w:r>
-      <w:r>
-        <w:t>u trách nhi</w:t>
-      </w:r>
-      <w:r>
-        <w:t>ệ</w:t>
-      </w:r>
-      <w:r>
-        <w:t>m v</w:t>
-      </w:r>
-      <w:r>
-        <w:t>ề</w:t>
-      </w:r>
-      <w:r>
-        <w:t xml:space="preserve"> thông tin gói khám. Admin RikkeiCare ch</w:t>
-      </w:r>
-      <w:r>
-        <w:t>ỉ</w:t>
-      </w:r>
-      <w:r>
-        <w:t xml:space="preserve"> đang h</w:t>
-      </w:r>
-      <w:r>
-        <w:t>ỗ</w:t>
-      </w:r>
-      <w:r>
-        <w:t xml:space="preserve"> tr</w:t>
-      </w:r>
-      <w:r>
-        <w:t>ợ</w:t>
-      </w:r>
-      <w:r>
-        <w:t xml:space="preserve"> c</w:t>
-      </w:r>
-      <w:r>
-        <w:t>ậ</w:t>
-      </w:r>
-      <w:r>
-        <w:t>p nh</w:t>
-      </w:r>
-      <w:r>
-        <w:t>ậ</w:t>
-      </w:r>
-      <w:r>
-        <w:t>t thay, không ph</w:t>
-      </w:r>
-      <w:r>
-        <w:t>ả</w:t>
-      </w:r>
-      <w:r>
-        <w:t>i ngư</w:t>
-      </w:r>
-      <w:r>
-        <w:t>ờ</w:t>
-      </w:r>
-      <w:r>
-        <w:t>i đ</w:t>
-      </w:r>
-      <w:r>
-        <w:t>ề</w:t>
-      </w:r>
-      <w:r>
-        <w:t xml:space="preserve"> xu</w:t>
-      </w:r>
-      <w:r>
-        <w:t>ấ</w:t>
-      </w:r>
-      <w:r>
-        <w:t>t nhu c</w:t>
-      </w:r>
-      <w:r>
-        <w:t>ầ</w:t>
-      </w:r>
-      <w:r>
-        <w:t>u nghi</w:t>
-      </w:r>
-      <w:r>
-        <w:t>ệ</w:t>
-      </w:r>
-      <w:r>
-        <w:t>p v</w:t>
-      </w:r>
-      <w:r>
-        <w:t>ụ</w:t>
+        <w:t>Lý do chọn vai trò quản lý phòng khám: Đây là người trực tiếp có nhu cầu thay đổi giá và chịu trách nhiệm về thông tin gói khám. Admin RikkeiCare chỉ đang hỗ trợ cập nhật thay, không phải người đề xuất nhu cầu nghiệp vụ</w:t>
       </w:r>
     </w:p>
     <w:p>
       <w:r>
-        <w:t>Bư</w:t>
-      </w:r>
-      <w:r>
-        <w:t>ớ</w:t>
-      </w:r>
-      <w:r>
-        <w:t>c 2</w:t>
+        <w:t>Bước 2</w:t>
       </w:r>
     </w:p>
     <w:p>
@@ -248,335 +29,32 @@
     </w:p>
     <w:p>
       <w:r>
-        <w:t>Given qu</w:t>
-      </w:r>
-      <w:r>
-        <w:t>ả</w:t>
-      </w:r>
-      <w:r>
-        <w:t>n lý phòng khám đã đăng nh</w:t>
-      </w:r>
-      <w:r>
-        <w:t>ậ</w:t>
-      </w:r>
-      <w:r>
-        <w:t>p và có quy</w:t>
-      </w:r>
-      <w:r>
-        <w:t>ề</w:t>
-      </w:r>
-      <w:r>
-        <w:t>n ch</w:t>
-      </w:r>
-      <w:r>
-        <w:t>ỉ</w:t>
-      </w:r>
-      <w:r>
-        <w:t>nh s</w:t>
-      </w:r>
-      <w:r>
-        <w:t>ử</w:t>
-      </w:r>
-      <w:r>
-        <w:t>a gói khám, When nh</w:t>
-      </w:r>
-      <w:r>
-        <w:t>ậ</w:t>
-      </w:r>
-      <w:r>
-        <w:t>p giá h</w:t>
-      </w:r>
-      <w:r>
-        <w:t>ợ</w:t>
-      </w:r>
-      <w:r>
-        <w:t>p l</w:t>
-      </w:r>
-      <w:r>
-        <w:t>ệ</w:t>
-      </w:r>
-      <w:r>
-        <w:t xml:space="preserve"> cho m</w:t>
-      </w:r>
-      <w:r>
-        <w:t>ộ</w:t>
-      </w:r>
-      <w:r>
-        <w:t>t gói khám r</w:t>
-      </w:r>
-      <w:r>
-        <w:t>ồ</w:t>
-      </w:r>
-      <w:r>
-        <w:t>i nh</w:t>
-      </w:r>
-      <w:r>
-        <w:t>ấ</w:t>
-      </w:r>
-      <w:r>
-        <w:t xml:space="preserve">n </w:t>
-      </w:r>
-      <w:r>
-        <w:t>Lưu</w:t>
-      </w:r>
-      <w:r>
-        <w:t>, Then h</w:t>
-      </w:r>
-      <w:r>
-        <w:t>ệ</w:t>
-      </w:r>
-      <w:r>
-        <w:t xml:space="preserve"> th</w:t>
-      </w:r>
-      <w:r>
-        <w:t>ố</w:t>
-      </w:r>
-      <w:r>
-        <w:t>ng lưu giá m</w:t>
-      </w:r>
-      <w:r>
-        <w:t>ớ</w:t>
-      </w:r>
-      <w:r>
-        <w:t>i, hi</w:t>
-      </w:r>
-      <w:r>
-        <w:t>ể</w:t>
-      </w:r>
-      <w:r>
-        <w:t>n th</w:t>
-      </w:r>
-      <w:r>
-        <w:t>ị</w:t>
-      </w:r>
-      <w:r>
-        <w:t xml:space="preserve"> thông báo c</w:t>
-      </w:r>
-      <w:r>
-        <w:t>ậ</w:t>
-      </w:r>
-      <w:r>
-        <w:t>p nh</w:t>
-      </w:r>
-      <w:r>
-        <w:t>ậ</w:t>
-      </w:r>
-      <w:r>
-        <w:t>t thành công và hi</w:t>
-      </w:r>
-      <w:r>
-        <w:t>ể</w:t>
-      </w:r>
-      <w:r>
-        <w:t>n th</w:t>
-      </w:r>
-      <w:r>
-        <w:t>ị</w:t>
-      </w:r>
-      <w:r>
-        <w:t xml:space="preserve"> giá m</w:t>
-      </w:r>
-      <w:r>
-        <w:t>ớ</w:t>
-      </w:r>
-      <w:r>
-        <w:t>i.</w:t>
+        <w:t>Given quản lý phòng khám đã đăng nhập và có quyền chỉnh sửa gói khám, When nhập giá hợp lệ cho một gói khám rồi nhấn Lưu, Then hệ thống lưu giá mới, hiển thị thông báo cập nhật thành công và hiển thị giá mới.</w:t>
       </w:r>
     </w:p>
     <w:p>
       <w:r>
-        <w:t>AC 2 – Th</w:t>
-      </w:r>
-      <w:r>
-        <w:t>ấ</w:t>
-      </w:r>
-      <w:r>
-        <w:t>t b</w:t>
-      </w:r>
-      <w:r>
-        <w:t>ạ</w:t>
-      </w:r>
-      <w:r>
-        <w:t>i</w:t>
+        <w:t>AC 2 – Thất bại</w:t>
       </w:r>
     </w:p>
     <w:p>
       <w:r>
-        <w:t>Given qu</w:t>
-      </w:r>
-      <w:r>
-        <w:t>ả</w:t>
-      </w:r>
-      <w:r>
-        <w:t>n lý đ</w:t>
-      </w:r>
-      <w:r>
-        <w:t>ể</w:t>
-      </w:r>
-      <w:r>
-        <w:t xml:space="preserve"> tr</w:t>
-      </w:r>
-      <w:r>
-        <w:t>ố</w:t>
-      </w:r>
-      <w:r>
-        <w:t>ng ô giá, When nh</w:t>
-      </w:r>
-      <w:r>
-        <w:t>ấ</w:t>
-      </w:r>
-      <w:r>
-        <w:t xml:space="preserve">n </w:t>
-      </w:r>
-      <w:r>
-        <w:t>Lưu</w:t>
-      </w:r>
-      <w:r>
-        <w:t>, Then h</w:t>
-      </w:r>
-      <w:r>
-        <w:t>ệ</w:t>
-      </w:r>
-      <w:r>
-        <w:t xml:space="preserve"> th</w:t>
-      </w:r>
-      <w:r>
-        <w:t>ố</w:t>
-      </w:r>
-      <w:r>
-        <w:t>ng không lưu thay đ</w:t>
-      </w:r>
-      <w:r>
-        <w:t>ổ</w:t>
-      </w:r>
-      <w:r>
-        <w:t>i, đánh d</w:t>
-      </w:r>
-      <w:r>
-        <w:t>ấ</w:t>
-      </w:r>
-      <w:r>
-        <w:t>u ô giá b</w:t>
-      </w:r>
-      <w:r>
-        <w:t>ắ</w:t>
-      </w:r>
-      <w:r>
-        <w:t>t bu</w:t>
-      </w:r>
-      <w:r>
-        <w:t>ộ</w:t>
-      </w:r>
-      <w:r>
-        <w:t>c nh</w:t>
-      </w:r>
-      <w:r>
-        <w:t>ậ</w:t>
-      </w:r>
-      <w:r>
-        <w:t>p và hi</w:t>
-      </w:r>
-      <w:r>
-        <w:t>ể</w:t>
-      </w:r>
-      <w:r>
-        <w:t>n th</w:t>
-      </w:r>
-      <w:r>
-        <w:t>ị</w:t>
-      </w:r>
-      <w:r>
-        <w:t xml:space="preserve"> thông báo </w:t>
-      </w:r>
-      <w:r>
-        <w:t>Vui lòng nh</w:t>
-      </w:r>
-      <w:r>
-        <w:t>ậ</w:t>
-      </w:r>
-      <w:r>
-        <w:t>p giá gói khám</w:t>
+        <w:t>Given quản lý để trống ô giá, When nhấn Lưu, Then hệ thống không lưu thay đổi, đánh dấu ô giá bắt buộc nhập và hiển thị thông báo Vui lòng nhập giá gói khám</w:t>
       </w:r>
     </w:p>
     <w:p>
       <w:r>
-        <w:t>Bư</w:t>
-      </w:r>
-      <w:r>
-        <w:t>ớ</w:t>
-      </w:r>
-      <w:r>
-        <w:t>c 3</w:t>
+        <w:t>Bước 3</w:t>
       </w:r>
     </w:p>
     <w:p>
       <w:r>
-        <w:t>Chưa. Th</w:t>
-      </w:r>
-      <w:r>
-        <w:t>ẻ</w:t>
-      </w:r>
-      <w:r>
-        <w:t xml:space="preserve"> đã có User Story và Acceptance Criteria, nhưng chưa có thông tin xác nh</w:t>
-      </w:r>
-      <w:r>
-        <w:t>ậ</w:t>
-      </w:r>
-      <w:r>
-        <w:t>n đã đư</w:t>
-      </w:r>
-      <w:r>
-        <w:t>ợ</w:t>
-      </w:r>
-      <w:r>
-        <w:t>c ư</w:t>
-      </w:r>
-      <w:r>
-        <w:t>ớ</w:t>
-      </w:r>
-      <w:r>
-        <w:t>c lư</w:t>
-      </w:r>
-      <w:r>
-        <w:t>ợ</w:t>
-      </w:r>
-      <w:r>
-        <w:t>ng và đ</w:t>
-      </w:r>
-      <w:r>
-        <w:t>ủ</w:t>
-      </w:r>
-      <w:r>
-        <w:t xml:space="preserve"> nh</w:t>
-      </w:r>
-      <w:r>
-        <w:t>ỏ</w:t>
-      </w:r>
-      <w:r>
-        <w:t xml:space="preserve"> đ</w:t>
-      </w:r>
-      <w:r>
-        <w:t>ể</w:t>
-      </w:r>
-      <w:r>
-        <w:t xml:space="preserve"> hoàn thành trong m</w:t>
-      </w:r>
-      <w:r>
-        <w:t>ộ</w:t>
-      </w:r>
-      <w:r>
-        <w:t>t Sprint</w:t>
+        <w:t>Chưa. Thẻ đã có User Story và Acceptance Criteria, nhưng chưa có thông tin xác nhận đã được ước lượng và đủ nhỏ để hoàn thành trong một Sprint</w:t>
       </w:r>
     </w:p>
     <w:p>
       <w:r>
-        <w:t>Bư</w:t>
-      </w:r>
-      <w:r>
-        <w:t>ớ</w:t>
-      </w:r>
-      <w:r>
-        <w:t>c 4</w:t>
+        <w:t>Bước 4</w:t>
       </w:r>
     </w:p>
     <w:tbl>
@@ -604,13 +82,7 @@
               <w:rPr>
                 <w:sz w:val="18"/>
               </w:rPr>
-              <w:t>Tên th</w:t>
-            </w:r>
-            <w:r>
-              <w:rPr>
-                <w:sz w:val="18"/>
-              </w:rPr>
-              <w:t>ẻ</w:t>
+              <w:t>Tên thẻ</w:t>
             </w:r>
           </w:p>
         </w:tc>
@@ -624,55 +96,7 @@
               <w:rPr>
                 <w:sz w:val="18"/>
               </w:rPr>
-              <w:t>R5 – Qu</w:t>
-            </w:r>
-            <w:r>
-              <w:rPr>
-                <w:sz w:val="18"/>
-              </w:rPr>
-              <w:t>ả</w:t>
-            </w:r>
-            <w:r>
-              <w:rPr>
-                <w:sz w:val="18"/>
-              </w:rPr>
-              <w:t>n lý phòng khám t</w:t>
-            </w:r>
-            <w:r>
-              <w:rPr>
-                <w:sz w:val="18"/>
-              </w:rPr>
-              <w:t>ự</w:t>
-            </w:r>
-            <w:r>
-              <w:rPr>
-                <w:sz w:val="18"/>
-              </w:rPr>
-              <w:t xml:space="preserve"> c</w:t>
-            </w:r>
-            <w:r>
-              <w:rPr>
-                <w:sz w:val="18"/>
-              </w:rPr>
-              <w:t>ậ</w:t>
-            </w:r>
-            <w:r>
-              <w:rPr>
-                <w:sz w:val="18"/>
-              </w:rPr>
-              <w:t>p nh</w:t>
-            </w:r>
-            <w:r>
-              <w:rPr>
-                <w:sz w:val="18"/>
-              </w:rPr>
-              <w:t>ậ</w:t>
-            </w:r>
-            <w:r>
-              <w:rPr>
-                <w:sz w:val="18"/>
-              </w:rPr>
-              <w:t>t giá gói khám</w:t>
+              <w:t>R5 – Quản lý phòng khám tự cập nhật giá gói khám</w:t>
             </w:r>
           </w:p>
         </w:tc>
@@ -724,31 +148,7 @@
               <w:rPr>
                 <w:sz w:val="18"/>
               </w:rPr>
-              <w:t>Ngư</w:t>
-            </w:r>
-            <w:r>
-              <w:rPr>
-                <w:sz w:val="18"/>
-              </w:rPr>
-              <w:t>ờ</w:t>
-            </w:r>
-            <w:r>
-              <w:rPr>
-                <w:sz w:val="18"/>
-              </w:rPr>
-              <w:t>i ph</w:t>
-            </w:r>
-            <w:r>
-              <w:rPr>
-                <w:sz w:val="18"/>
-              </w:rPr>
-              <w:t>ụ</w:t>
-            </w:r>
-            <w:r>
-              <w:rPr>
-                <w:sz w:val="18"/>
-              </w:rPr>
-              <w:t xml:space="preserve"> trách</w:t>
+              <w:t>Người phụ trách</w:t>
             </w:r>
           </w:p>
         </w:tc>
@@ -762,109 +162,7 @@
               <w:rPr>
                 <w:sz w:val="18"/>
               </w:rPr>
-              <w:t>L</w:t>
-            </w:r>
-            <w:r>
-              <w:rPr>
-                <w:sz w:val="18"/>
-              </w:rPr>
-              <w:t>ậ</w:t>
-            </w:r>
-            <w:r>
-              <w:rPr>
-                <w:sz w:val="18"/>
-              </w:rPr>
-              <w:t>p trình viên ph</w:t>
-            </w:r>
-            <w:r>
-              <w:rPr>
-                <w:sz w:val="18"/>
-              </w:rPr>
-              <w:t>ụ</w:t>
-            </w:r>
-            <w:r>
-              <w:rPr>
-                <w:sz w:val="18"/>
-              </w:rPr>
-              <w:t xml:space="preserve"> trách ch</w:t>
-            </w:r>
-            <w:r>
-              <w:rPr>
-                <w:sz w:val="18"/>
-              </w:rPr>
-              <w:t>ứ</w:t>
-            </w:r>
-            <w:r>
-              <w:rPr>
-                <w:sz w:val="18"/>
-              </w:rPr>
-              <w:t>c năng c</w:t>
-            </w:r>
-            <w:r>
-              <w:rPr>
-                <w:sz w:val="18"/>
-              </w:rPr>
-              <w:t>ậ</w:t>
-            </w:r>
-            <w:r>
-              <w:rPr>
-                <w:sz w:val="18"/>
-              </w:rPr>
-              <w:t>p nh</w:t>
-            </w:r>
-            <w:r>
-              <w:rPr>
-                <w:sz w:val="18"/>
-              </w:rPr>
-              <w:t>ậ</w:t>
-            </w:r>
-            <w:r>
-              <w:rPr>
-                <w:sz w:val="18"/>
-              </w:rPr>
-              <w:t>t giá; ph</w:t>
-            </w:r>
-            <w:r>
-              <w:rPr>
-                <w:sz w:val="18"/>
-              </w:rPr>
-              <w:t>ố</w:t>
-            </w:r>
-            <w:r>
-              <w:rPr>
-                <w:sz w:val="18"/>
-              </w:rPr>
-              <w:t>i h</w:t>
-            </w:r>
-            <w:r>
-              <w:rPr>
-                <w:sz w:val="18"/>
-              </w:rPr>
-              <w:t>ợ</w:t>
-            </w:r>
-            <w:r>
-              <w:rPr>
-                <w:sz w:val="18"/>
-              </w:rPr>
-              <w:t>p Tester ki</w:t>
-            </w:r>
-            <w:r>
-              <w:rPr>
-                <w:sz w:val="18"/>
-              </w:rPr>
-              <w:t>ể</w:t>
-            </w:r>
-            <w:r>
-              <w:rPr>
-                <w:sz w:val="18"/>
-              </w:rPr>
-              <w:t>m th</w:t>
-            </w:r>
-            <w:r>
-              <w:rPr>
-                <w:sz w:val="18"/>
-              </w:rPr>
-              <w:t>ử</w:t>
+              <w:t>Lập trình viên phụ trách chức năng cập nhật giá; phối hợp Tester kiểm thử</w:t>
             </w:r>
           </w:p>
         </w:tc>
@@ -897,237 +195,21 @@
               <w:rPr>
                 <w:sz w:val="18"/>
               </w:rPr>
-              <w:t>1. Xây d</w:t>
-            </w:r>
-            <w:r>
-              <w:rPr>
-                <w:sz w:val="18"/>
-              </w:rPr>
-              <w:t>ự</w:t>
-            </w:r>
-            <w:r>
-              <w:rPr>
-                <w:sz w:val="18"/>
-              </w:rPr>
-              <w:t>ng ch</w:t>
-            </w:r>
-            <w:r>
-              <w:rPr>
-                <w:sz w:val="18"/>
-              </w:rPr>
-              <w:t>ứ</w:t>
-            </w:r>
-            <w:r>
-              <w:rPr>
-                <w:sz w:val="18"/>
-              </w:rPr>
-              <w:t>c năng s</w:t>
-            </w:r>
-            <w:r>
-              <w:rPr>
-                <w:sz w:val="18"/>
-              </w:rPr>
-              <w:t>ử</w:t>
-            </w:r>
-            <w:r>
-              <w:rPr>
-                <w:sz w:val="18"/>
-              </w:rPr>
-              <w:t>a và lưu giá gói khám.</w:t>
+              <w:t>1. Xây dựng chức năng sửa và lưu giá gói khám.</w:t>
             </w:r>
             <w:r>
               <w:rPr>
                 <w:sz w:val="18"/>
               </w:rPr>
               <w:br/>
-              <w:t>2. Ki</w:t>
-            </w:r>
-            <w:r>
-              <w:rPr>
-                <w:sz w:val="18"/>
-              </w:rPr>
-              <w:t>ể</w:t>
-            </w:r>
-            <w:r>
-              <w:rPr>
-                <w:sz w:val="18"/>
-              </w:rPr>
-              <w:t>m tra d</w:t>
-            </w:r>
-            <w:r>
-              <w:rPr>
-                <w:sz w:val="18"/>
-              </w:rPr>
-              <w:t>ữ</w:t>
-            </w:r>
-            <w:r>
-              <w:rPr>
-                <w:sz w:val="18"/>
-              </w:rPr>
-              <w:t xml:space="preserve"> li</w:t>
-            </w:r>
-            <w:r>
-              <w:rPr>
-                <w:sz w:val="18"/>
-              </w:rPr>
-              <w:t>ệ</w:t>
-            </w:r>
-            <w:r>
-              <w:rPr>
-                <w:sz w:val="18"/>
-              </w:rPr>
-              <w:t>u giá b</w:t>
-            </w:r>
-            <w:r>
-              <w:rPr>
-                <w:sz w:val="18"/>
-              </w:rPr>
-              <w:t>ắ</w:t>
-            </w:r>
-            <w:r>
-              <w:rPr>
-                <w:sz w:val="18"/>
-              </w:rPr>
-              <w:t>t bu</w:t>
-            </w:r>
-            <w:r>
-              <w:rPr>
-                <w:sz w:val="18"/>
-              </w:rPr>
-              <w:t>ộ</w:t>
-            </w:r>
-            <w:r>
-              <w:rPr>
-                <w:sz w:val="18"/>
-              </w:rPr>
-              <w:t>c và h</w:t>
-            </w:r>
-            <w:r>
-              <w:rPr>
-                <w:sz w:val="18"/>
-              </w:rPr>
-              <w:t>ợ</w:t>
-            </w:r>
-            <w:r>
-              <w:rPr>
-                <w:sz w:val="18"/>
-              </w:rPr>
-              <w:t>p l</w:t>
-            </w:r>
-            <w:r>
-              <w:rPr>
-                <w:sz w:val="18"/>
-              </w:rPr>
-              <w:t>ệ</w:t>
-            </w:r>
-            <w:r>
-              <w:rPr>
-                <w:sz w:val="18"/>
-              </w:rPr>
-              <w:t>.</w:t>
+              <w:t>2. Kiểm tra dữ liệu giá bắt buộc và hợp lệ.</w:t>
             </w:r>
             <w:r>
               <w:rPr>
                 <w:sz w:val="18"/>
               </w:rPr>
               <w:br/>
-              <w:t>3. Ki</w:t>
-            </w:r>
-            <w:r>
-              <w:rPr>
-                <w:sz w:val="18"/>
-              </w:rPr>
-              <w:t>ể</w:t>
-            </w:r>
-            <w:r>
-              <w:rPr>
-                <w:sz w:val="18"/>
-              </w:rPr>
-              <w:t>m th</w:t>
-            </w:r>
-            <w:r>
-              <w:rPr>
-                <w:sz w:val="18"/>
-              </w:rPr>
-              <w:t>ử</w:t>
-            </w:r>
-            <w:r>
-              <w:rPr>
-                <w:sz w:val="18"/>
-              </w:rPr>
-              <w:t xml:space="preserve"> c</w:t>
-            </w:r>
-            <w:r>
-              <w:rPr>
-                <w:sz w:val="18"/>
-              </w:rPr>
-              <w:t>ậ</w:t>
-            </w:r>
-            <w:r>
-              <w:rPr>
-                <w:sz w:val="18"/>
-              </w:rPr>
-              <w:t>p nh</w:t>
-            </w:r>
-            <w:r>
-              <w:rPr>
-                <w:sz w:val="18"/>
-              </w:rPr>
-              <w:t>ậ</w:t>
-            </w:r>
-            <w:r>
-              <w:rPr>
-                <w:sz w:val="18"/>
-              </w:rPr>
-              <w:t>t thành công và trư</w:t>
-            </w:r>
-            <w:r>
-              <w:rPr>
-                <w:sz w:val="18"/>
-              </w:rPr>
-              <w:t>ờ</w:t>
-            </w:r>
-            <w:r>
-              <w:rPr>
-                <w:sz w:val="18"/>
-              </w:rPr>
-              <w:t>ng h</w:t>
-            </w:r>
-            <w:r>
-              <w:rPr>
-                <w:sz w:val="18"/>
-              </w:rPr>
-              <w:t>ợ</w:t>
-            </w:r>
-            <w:r>
-              <w:rPr>
-                <w:sz w:val="18"/>
-              </w:rPr>
-              <w:t>p b</w:t>
-            </w:r>
-            <w:r>
-              <w:rPr>
-                <w:sz w:val="18"/>
-              </w:rPr>
-              <w:t>ỏ</w:t>
-            </w:r>
-            <w:r>
-              <w:rPr>
-                <w:sz w:val="18"/>
-              </w:rPr>
-              <w:t xml:space="preserve"> tr</w:t>
-            </w:r>
-            <w:r>
-              <w:rPr>
-                <w:sz w:val="18"/>
-              </w:rPr>
-              <w:t>ố</w:t>
-            </w:r>
-            <w:r>
-              <w:rPr>
-                <w:sz w:val="18"/>
-              </w:rPr>
-              <w:t>ng giá.</w:t>
+              <w:t>3. Kiểm thử cập nhật thành công và trường hợp bỏ trống giá.</w:t>
             </w:r>
           </w:p>
         </w:tc>
@@ -1146,19 +228,7 @@
               <w:rPr>
                 <w:sz w:val="18"/>
               </w:rPr>
-              <w:t>H</w:t>
-            </w:r>
-            <w:r>
-              <w:rPr>
-                <w:sz w:val="18"/>
-              </w:rPr>
-              <w:t>ạ</w:t>
-            </w:r>
-            <w:r>
-              <w:rPr>
-                <w:sz w:val="18"/>
-              </w:rPr>
-              <w:t>n hoàn thành</w:t>
+              <w:t>Hạn hoàn thành</w:t>
             </w:r>
           </w:p>
         </w:tc>
@@ -1172,115 +242,7 @@
               <w:rPr>
                 <w:sz w:val="18"/>
               </w:rPr>
-              <w:t>Ngày cu</w:t>
-            </w:r>
-            <w:r>
-              <w:rPr>
-                <w:sz w:val="18"/>
-              </w:rPr>
-              <w:t>ố</w:t>
-            </w:r>
-            <w:r>
-              <w:rPr>
-                <w:sz w:val="18"/>
-              </w:rPr>
-              <w:t>i c</w:t>
-            </w:r>
-            <w:r>
-              <w:rPr>
-                <w:sz w:val="18"/>
-              </w:rPr>
-              <w:t>ủ</w:t>
-            </w:r>
-            <w:r>
-              <w:rPr>
-                <w:sz w:val="18"/>
-              </w:rPr>
-              <w:t>a Sprint hi</w:t>
-            </w:r>
-            <w:r>
-              <w:rPr>
-                <w:sz w:val="18"/>
-              </w:rPr>
-              <w:t>ệ</w:t>
-            </w:r>
-            <w:r>
-              <w:rPr>
-                <w:sz w:val="18"/>
-              </w:rPr>
-              <w:t>n t</w:t>
-            </w:r>
-            <w:r>
-              <w:rPr>
-                <w:sz w:val="18"/>
-              </w:rPr>
-              <w:t>ạ</w:t>
-            </w:r>
-            <w:r>
-              <w:rPr>
-                <w:sz w:val="18"/>
-              </w:rPr>
-              <w:t>i (đi</w:t>
-            </w:r>
-            <w:r>
-              <w:rPr>
-                <w:sz w:val="18"/>
-              </w:rPr>
-              <w:t>ề</w:t>
-            </w:r>
-            <w:r>
-              <w:rPr>
-                <w:sz w:val="18"/>
-              </w:rPr>
-              <w:t>n ngày c</w:t>
-            </w:r>
-            <w:r>
-              <w:rPr>
-                <w:sz w:val="18"/>
-              </w:rPr>
-              <w:t>ụ</w:t>
-            </w:r>
-            <w:r>
-              <w:rPr>
-                <w:sz w:val="18"/>
-              </w:rPr>
-              <w:t xml:space="preserve"> th</w:t>
-            </w:r>
-            <w:r>
-              <w:rPr>
-                <w:sz w:val="18"/>
-              </w:rPr>
-              <w:t>ể</w:t>
-            </w:r>
-            <w:r>
-              <w:rPr>
-                <w:sz w:val="18"/>
-              </w:rPr>
-              <w:t xml:space="preserve"> theo l</w:t>
-            </w:r>
-            <w:r>
-              <w:rPr>
-                <w:sz w:val="18"/>
-              </w:rPr>
-              <w:t>ị</w:t>
-            </w:r>
-            <w:r>
-              <w:rPr>
-                <w:sz w:val="18"/>
-              </w:rPr>
-              <w:t>ch Sprint c</w:t>
-            </w:r>
-            <w:r>
-              <w:rPr>
-                <w:sz w:val="18"/>
-              </w:rPr>
-              <w:t>ủ</w:t>
-            </w:r>
-            <w:r>
-              <w:rPr>
-                <w:sz w:val="18"/>
-              </w:rPr>
-              <w:t>a nhóm).</w:t>
+              <w:t>Ngày cuối của Sprint hiện tại (điền ngày cụ thể theo lịch Sprint của nhóm).</w:t>
             </w:r>
           </w:p>
         </w:tc>
@@ -1299,31 +261,7 @@
               <w:rPr>
                 <w:sz w:val="18"/>
               </w:rPr>
-              <w:t>V</w:t>
-            </w:r>
-            <w:r>
-              <w:rPr>
-                <w:sz w:val="18"/>
-              </w:rPr>
-              <w:t>ị</w:t>
-            </w:r>
-            <w:r>
-              <w:rPr>
-                <w:sz w:val="18"/>
-              </w:rPr>
-              <w:t xml:space="preserve"> trí trong c</w:t>
-            </w:r>
-            <w:r>
-              <w:rPr>
-                <w:sz w:val="18"/>
-              </w:rPr>
-              <w:t>ộ</w:t>
-            </w:r>
-            <w:r>
-              <w:rPr>
-                <w:sz w:val="18"/>
-              </w:rPr>
-              <w:t>t</w:t>
+              <w:t>Vị trí trong cột</w:t>
             </w:r>
           </w:p>
         </w:tc>
@@ -1337,97 +275,89 @@
               <w:rPr>
                 <w:sz w:val="18"/>
               </w:rPr>
-              <w:t>Đ</w:t>
-            </w:r>
-            <w:r>
-              <w:rPr>
-                <w:sz w:val="18"/>
-              </w:rPr>
-              <w:t>ặ</w:t>
-            </w:r>
-            <w:r>
-              <w:rPr>
-                <w:sz w:val="18"/>
-              </w:rPr>
-              <w:t xml:space="preserve">t </w:t>
-            </w:r>
-            <w:r>
-              <w:rPr>
-                <w:sz w:val="18"/>
-              </w:rPr>
-              <w:t>ở</w:t>
-            </w:r>
-            <w:r>
-              <w:rPr>
-                <w:sz w:val="18"/>
-              </w:rPr>
-              <w:t xml:space="preserve"> đ</w:t>
-            </w:r>
-            <w:r>
-              <w:rPr>
-                <w:sz w:val="18"/>
-              </w:rPr>
-              <w:t>ầ</w:t>
-            </w:r>
-            <w:r>
-              <w:rPr>
-                <w:sz w:val="18"/>
-              </w:rPr>
-              <w:t>u c</w:t>
-            </w:r>
-            <w:r>
-              <w:rPr>
-                <w:sz w:val="18"/>
-              </w:rPr>
-              <w:t>ộ</w:t>
-            </w:r>
-            <w:r>
-              <w:rPr>
-                <w:sz w:val="18"/>
-              </w:rPr>
-              <w:t>t Sprint Backlog vì đây là th</w:t>
-            </w:r>
-            <w:r>
-              <w:rPr>
-                <w:sz w:val="18"/>
-              </w:rPr>
-              <w:t>ẻ</w:t>
-            </w:r>
-            <w:r>
-              <w:rPr>
-                <w:sz w:val="18"/>
-              </w:rPr>
-              <w:t xml:space="preserve"> có m</w:t>
-            </w:r>
-            <w:r>
-              <w:rPr>
-                <w:sz w:val="18"/>
-              </w:rPr>
-              <w:t>ứ</w:t>
-            </w:r>
-            <w:r>
-              <w:rPr>
-                <w:sz w:val="18"/>
-              </w:rPr>
-              <w:t>c ưu tiên cao nh</w:t>
-            </w:r>
-            <w:r>
-              <w:rPr>
-                <w:sz w:val="18"/>
-              </w:rPr>
-              <w:t>ấ</w:t>
-            </w:r>
-            <w:r>
-              <w:rPr>
-                <w:sz w:val="18"/>
-              </w:rPr>
-              <w:t>t.</w:t>
+              <w:t>Đặt ở đầu cột Sprint Backlog vì đây là thẻ có mức ưu tiên cao nhất.</w:t>
             </w:r>
           </w:p>
         </w:tc>
       </w:tr>
     </w:tbl>
-    <w:p/>
+    <w:p>
+      <w:r>
+        <w:lastRenderedPageBreak/>
+        <w:drawing>
+          <wp:inline distT="0" distB="0" distL="0" distR="0" wp14:anchorId="4E4DCCB6" wp14:editId="771512C5">
+            <wp:extent cx="6309360" cy="3152775"/>
+            <wp:effectExtent l="0" t="0" r="0" b="9525"/>
+            <wp:docPr id="427979173" name="Hình ảnh 1"/>
+            <wp:cNvGraphicFramePr>
+              <a:graphicFrameLocks xmlns:a="http://schemas.openxmlformats.org/drawingml/2006/main" noChangeAspect="1"/>
+            </wp:cNvGraphicFramePr>
+            <a:graphic xmlns:a="http://schemas.openxmlformats.org/drawingml/2006/main">
+              <a:graphicData uri="http://schemas.openxmlformats.org/drawingml/2006/picture">
+                <pic:pic xmlns:pic="http://schemas.openxmlformats.org/drawingml/2006/picture">
+                  <pic:nvPicPr>
+                    <pic:cNvPr id="427979173" name=""/>
+                    <pic:cNvPicPr/>
+                  </pic:nvPicPr>
+                  <pic:blipFill>
+                    <a:blip r:embed="rId6"/>
+                    <a:stretch>
+                      <a:fillRect/>
+                    </a:stretch>
+                  </pic:blipFill>
+                  <pic:spPr>
+                    <a:xfrm>
+                      <a:off x="0" y="0"/>
+                      <a:ext cx="6309360" cy="3152775"/>
+                    </a:xfrm>
+                    <a:prstGeom prst="rect">
+                      <a:avLst/>
+                    </a:prstGeom>
+                  </pic:spPr>
+                </pic:pic>
+              </a:graphicData>
+            </a:graphic>
+          </wp:inline>
+        </w:drawing>
+      </w:r>
+      <w:r>
+        <w:drawing>
+          <wp:inline distT="0" distB="0" distL="0" distR="0" wp14:anchorId="5A030CF0" wp14:editId="08ED5891">
+            <wp:extent cx="6309360" cy="3009265"/>
+            <wp:effectExtent l="0" t="0" r="0" b="635"/>
+            <wp:docPr id="812258206" name="Hình ảnh 1"/>
+            <wp:cNvGraphicFramePr>
+              <a:graphicFrameLocks xmlns:a="http://schemas.openxmlformats.org/drawingml/2006/main" noChangeAspect="1"/>
+            </wp:cNvGraphicFramePr>
+            <a:graphic xmlns:a="http://schemas.openxmlformats.org/drawingml/2006/main">
+              <a:graphicData uri="http://schemas.openxmlformats.org/drawingml/2006/picture">
+                <pic:pic xmlns:pic="http://schemas.openxmlformats.org/drawingml/2006/picture">
+                  <pic:nvPicPr>
+                    <pic:cNvPr id="812258206" name=""/>
+                    <pic:cNvPicPr/>
+                  </pic:nvPicPr>
+                  <pic:blipFill>
+                    <a:blip r:embed="rId7"/>
+                    <a:stretch>
+                      <a:fillRect/>
+                    </a:stretch>
+                  </pic:blipFill>
+                  <pic:spPr>
+                    <a:xfrm>
+                      <a:off x="0" y="0"/>
+                      <a:ext cx="6309360" cy="3009265"/>
+                    </a:xfrm>
+                    <a:prstGeom prst="rect">
+                      <a:avLst/>
+                    </a:prstGeom>
+                  </pic:spPr>
+                </pic:pic>
+              </a:graphicData>
+            </a:graphic>
+          </wp:inline>
+        </w:drawing>
+      </w:r>
+    </w:p>
     <w:sectPr>
       <w:pgSz w:w="12240" w:h="15840"/>
       <w:pgMar w:top="1008" w:right="1152" w:bottom="1008" w:left="1152" w:header="720" w:footer="720" w:gutter="0"/>
